--- a/docx/204.Xem thông báo chưa đọc_SRS_AI_Generated.docx
+++ b/docx/204.Xem thông báo chưa đọc_SRS_AI_Generated.docx
@@ -212,7 +212,7 @@
         </w:numPr>
       </w:pPr>
       <w:r>
-        <w:t xml:space="preserve">Hoặc click vào bell icon → trong dropdown panel (UC202.MH02) → click số badge hoặc nút "Xem X thông báo chưa đọc".</w:t>
+        <w:t xml:space="preserve">Hoặc click vào bell biểu tượng → trong danh sách thả xuống panel (UC202.MH02) → click số nhãn hoặc nút "Xem X thông báo chưa đọc".</w:t>
       </w:r>
     </w:p>
     <w:p>
@@ -263,7 +263,7 @@
     </w:p>
     <w:p>
       <w:r>
-        <w:t xml:space="preserve">Tab "Chưa đọc" nằm trong trang UC203.MH01, khi được active sẽ lọc danh sách chỉ hiển thị thông báo chưa đọc. Giao diện giống hệt danh sách thông báo chung nhưng chỉ có các item chưa đọc, không có sidebar lọc theo trạng thái đọc (vì đã mặc định là chưa đọc).</w:t>
+        <w:t xml:space="preserve">Tab "Chưa đọc" nằm trong trang UC203.MH01, khi được active sẽ lọc danh sách chỉ hiển thị thông báo chưa đọc. Giao diện giống hệt danh sách thông báo chung nhưng chỉ có các item chưa đọc, không có thanh bên lọc theo trạng thái đọc (vì đã mặc định là chưa đọc).</w:t>
       </w:r>
     </w:p>
     <w:p>
@@ -529,7 +529,7 @@
                 <w:sz w:val="18"/>
                 <w:szCs w:val="18"/>
               </w:rPr>
-              <w:t xml:space="preserve">Tab thứ hai trong Tab Navigation. Label: "Chưa đọc" kèm badge số lượng thông báo chưa đọc (ví dụ: "Chưa đọc (12)"). Badge màu đỏ #E53E3E, text bold. Tab active có underline xanh #3182CE.</w:t>
+              <w:t xml:space="preserve">Tab thứ hai trong Tab Navigation. Label: "Chưa đọc" kèm nhãn số lượng thông báo chưa đọc (ví dụ: "Chưa đọc (12)"). nhãn màu đỏ #E53E3E, text bold. Tab active có underline xanh #3182CE.</w:t>
             </w:r>
           </w:p>
         </w:tc>
@@ -1175,7 +1175,7 @@
                 <w:sz w:val="18"/>
                 <w:szCs w:val="18"/>
               </w:rPr>
-              <w:t xml:space="preserve">Tùy chọn: phân nhóm thông báo chưa đọc theo ngày nhận (Hôm nay, Hôm qua, Tuần trước...) với header group separator màu xám. Giúp người dùng dễ định hướng theo thời gian.</w:t>
+              <w:t xml:space="preserve">Tùy chọn: phân nhóm thông báo chưa đọc theo ngày nhận (Hôm nay, Hôm qua, Tuần trước...) với phần đầu trang group separator màu xám. Giúp người dùng dễ định hướng theo thời gian.</w:t>
             </w:r>
           </w:p>
         </w:tc>
@@ -1519,7 +1519,7 @@
                 <w:sz w:val="18"/>
                 <w:szCs w:val="18"/>
               </w:rPr>
-              <w:t xml:space="preserve">Click vào một thông báo → đánh dấu đã đọc → thông báo đó fade-out và biến khỏi danh sách tab "Chưa đọc" (nhưng vẫn còn ở tab "Tất cả"). Counter giảm đi 1. Badge trên header giảm 1.</w:t>
+              <w:t xml:space="preserve">Click vào một thông báo → đánh dấu đã đọc → thông báo đó fade-out và biến khỏi danh sách tab "Chưa đọc" (nhưng vẫn còn ở tab "Tất cả"). Counter giảm đi 1. nhãn trên phần đầu trang giảm 1.</w:t>
             </w:r>
           </w:p>
         </w:tc>
@@ -1604,7 +1604,7 @@
                 <w:sz w:val="18"/>
                 <w:szCs w:val="18"/>
               </w:rPr>
-              <w:t xml:space="preserve">Click "Đánh dấu tất cả đã đọc (X)" → confirmation dialog "Bạn có muốn đánh dấu X thông báo là đã đọc không?" → [Xác nhận] → gọi API mark-all-as-read → danh sách trống → hiển thị Empty State → badge trên header về 0.</w:t>
+              <w:t xml:space="preserve">Click "Đánh dấu tất cả đã đọc (X)" → confirmation hộp thoại "Bạn có muốn đánh dấu X thông báo là đã đọc không?" → [Xác nhận] → gọi API mark-all-as-read → danh sách trống → hiển thị Empty State → nhãn trên phần đầu trang về 0.</w:t>
             </w:r>
           </w:p>
         </w:tc>
@@ -1774,7 +1774,7 @@
                 <w:sz w:val="18"/>
                 <w:szCs w:val="18"/>
               </w:rPr>
-              <w:t xml:space="preserve">Checkbox trên từng item + "Chọn tất cả". Khi chọn xong → thanh hàng loạt xuất hiện với: "Đánh dấu đã đọc" (primary action), "Đánh dấu quan trọng", "Xóa".</w:t>
+              <w:t xml:space="preserve">hộp kiểm trên từng item + "Chọn tất cả". Khi chọn xong → thanh hàng loạt xuất hiện với: "Đánh dấu đã đọc" (chính action), "Đánh dấu quan trọng", "Xóa".</w:t>
             </w:r>
           </w:p>
         </w:tc>
@@ -1918,7 +1918,7 @@
     </w:p>
     <w:p>
       <w:r>
-        <w:t xml:space="preserve">Trong dropdown panel (UC202.MH02), khi click vào bell icon, panel mặc định hiển thị tab "Chưa đọc" (unread-first) nếu có thông báo chưa đọc. Nếu không có thông báo chưa đọc, hiển thị tab "Tất cả".</w:t>
+        <w:t xml:space="preserve">Trong danh sách thả xuống panel (UC202.MH02), khi click vào bell biểu tượng, panel mặc định hiển thị tab "Chưa đọc" (unread-first) nếu có thông báo chưa đọc. Nếu không có thông báo chưa đọc, hiển thị tab "Tất cả".</w:t>
       </w:r>
     </w:p>
     <w:p>
@@ -2184,7 +2184,7 @@
                 <w:sz w:val="18"/>
                 <w:szCs w:val="18"/>
               </w:rPr>
-              <w:t xml:space="preserve">Dropdown panel có 2 tab nhỏ: "Chưa đọc (X)" và "Tất cả". Tab mặc định là "Chưa đọc" nếu có unread &gt; 0, là "Tất cả" nếu unread = 0.</w:t>
+              <w:t xml:space="preserve">danh sách thả xuống panel có 2 tab nhỏ: "Chưa đọc (X)" và "Tất cả". Tab mặc định là "Chưa đọc" nếu có unread &gt; 0, là "Tất cả" nếu unread = 0.</w:t>
             </w:r>
           </w:p>
         </w:tc>
@@ -2638,7 +2638,7 @@
                 <w:sz w:val="18"/>
                 <w:szCs w:val="18"/>
               </w:rPr>
-              <w:t xml:space="preserve">Click tab "Tất cả" trong dropdown để xem tất cả thông báo gần đây (bao gồm đã đọc).</w:t>
+              <w:t xml:space="preserve">Click tab "Tất cả" trong danh sách thả xuống để xem tất cả thông báo gần đây (bao gồm đã đọc).</w:t>
             </w:r>
           </w:p>
         </w:tc>
@@ -2723,7 +2723,7 @@
                 <w:sz w:val="18"/>
                 <w:szCs w:val="18"/>
               </w:rPr>
-              <w:t xml:space="preserve">Click → đánh dấu đã đọc → điều hướng đến nội dung liên quan. Counter trong bell badge giảm 1.</w:t>
+              <w:t xml:space="preserve">Click → đánh dấu đã đọc → điều hướng đến nội dung liên quan. Counter trong bell nhãn giảm 1.</w:t>
             </w:r>
           </w:p>
         </w:tc>
